--- a/zht/docx/006.content.docx
+++ b/zht/docx/006.content.docx
@@ -218,36 +218,26 @@
         </w:rPr>
         <w:t>是在</w:t>
       </w:r>
-      <w:hyperlink r:id="rId13">
-        <w:r>
-          <w:rPr>
-            <w:lang w:val="zh_TW" w:bidi="zh_TW"/>
-          </w:rPr>
-          <w:rPr>
-            <w:color w:val="0000EE"/>
-            <w:u w:val="single"/>
-          </w:rPr>
-          <w:t>耶路撒冷</w:t>
-        </w:r>
-      </w:hyperlink>
+      <w:r>
+        <w:rPr>
+          <w:b/>
+          <w:lang w:val="zh_TW" w:bidi="zh_TW"/>
+        </w:rPr>
+        <w:t>耶路撒冷</w:t>
+      </w:r>
       <w:r>
         <w:rPr>
           <w:lang w:val="zh_TW" w:bidi="zh_TW"/>
         </w:rPr>
         <w:t>的神的</w:t>
       </w:r>
-      <w:hyperlink r:id="rId14">
-        <w:r>
-          <w:rPr>
-            <w:lang w:val="zh_TW" w:bidi="zh_TW"/>
-          </w:rPr>
-          <w:rPr>
-            <w:color w:val="0000EE"/>
-            <w:u w:val="single"/>
-          </w:rPr>
-          <w:t>聖殿</w:t>
-        </w:r>
-      </w:hyperlink>
+      <w:r>
+        <w:rPr>
+          <w:b/>
+          <w:lang w:val="zh_TW" w:bidi="zh_TW"/>
+        </w:rPr>
+        <w:t>聖殿</w:t>
+      </w:r>
       <w:r>
         <w:rPr>
           <w:lang w:val="zh_TW" w:bidi="zh_TW"/>
@@ -267,18 +257,12 @@
         </w:rPr>
         <w:t>。 他們看顧聖殿，並教導人們如何</w:t>
       </w:r>
-      <w:hyperlink r:id="rId15">
-        <w:r>
-          <w:rPr>
-            <w:lang w:val="zh_TW" w:bidi="zh_TW"/>
-          </w:rPr>
-          <w:rPr>
-            <w:color w:val="0000EE"/>
-            <w:u w:val="single"/>
-          </w:rPr>
-          <w:t>敬拜</w:t>
-        </w:r>
-      </w:hyperlink>
+      <w:r>
+        <w:rPr>
+          <w:lang w:val="zh_TW" w:bidi="zh_TW"/>
+        </w:rPr>
+        <w:t>敬拜</w:t>
+      </w:r>
       <w:r>
         <w:rPr>
           <w:lang w:val="zh_TW" w:bidi="zh_TW"/>
@@ -311,18 +295,12 @@
         </w:rPr>
         <w:t>的。在聖經中，不潔淨的意思是不適合來到神面前。 人們必須首先變得潔淨。 祭司的工作是使人潔淨，即</w:t>
       </w:r>
-      <w:hyperlink r:id="rId16">
-        <w:r>
-          <w:rPr>
-            <w:lang w:val="zh_TW" w:bidi="zh_TW"/>
-          </w:rPr>
-          <w:rPr>
-            <w:color w:val="0000EE"/>
-            <w:u w:val="single"/>
-          </w:rPr>
-          <w:t>潔淨</w:t>
-        </w:r>
-      </w:hyperlink>
+      <w:r>
+        <w:rPr>
+          <w:lang w:val="zh_TW" w:bidi="zh_TW"/>
+        </w:rPr>
+        <w:t>潔淨</w:t>
+      </w:r>
       <w:r>
         <w:rPr>
           <w:lang w:val="zh_TW" w:bidi="zh_TW"/>
@@ -369,36 +347,26 @@
         </w:rPr>
         <w:t>日。 它的意思就好像是「</w:t>
       </w:r>
-      <w:hyperlink r:id="rId17">
-        <w:r>
-          <w:rPr>
-            <w:lang w:val="zh_TW" w:bidi="zh_TW"/>
-          </w:rPr>
-          <w:rPr>
-            <w:color w:val="0000EE"/>
-            <w:u w:val="single"/>
-          </w:rPr>
-          <w:t>饒恕</w:t>
-        </w:r>
-      </w:hyperlink>
+      <w:r>
+        <w:rPr>
+          <w:b/>
+          <w:lang w:val="zh_TW" w:bidi="zh_TW"/>
+        </w:rPr>
+        <w:t>饒恕</w:t>
+      </w:r>
       <w:r>
         <w:rPr>
           <w:lang w:val="zh_TW" w:bidi="zh_TW"/>
         </w:rPr>
         <w:t>或者和好的大日子」。 在這一天，大祭司代表</w:t>
       </w:r>
-      <w:hyperlink r:id="rId18">
-        <w:r>
-          <w:rPr>
-            <w:lang w:val="zh_TW" w:bidi="zh_TW"/>
-          </w:rPr>
-          <w:rPr>
-            <w:color w:val="0000EE"/>
-            <w:u w:val="single"/>
-          </w:rPr>
-          <w:t>以色列</w:t>
-        </w:r>
-      </w:hyperlink>
+      <w:r>
+        <w:rPr>
+          <w:b/>
+          <w:lang w:val="zh_TW" w:bidi="zh_TW"/>
+        </w:rPr>
+        <w:t>以色列</w:t>
+      </w:r>
       <w:r>
         <w:rPr>
           <w:lang w:val="zh_TW" w:bidi="zh_TW"/>
@@ -500,36 +468,26 @@
         </w:rPr>
         <w:t xml:space="preserve">不是指一座建築物，而是指屬於大衞的人。 </w:t>
       </w:r>
-      <w:hyperlink r:id="rId19">
-        <w:r>
-          <w:rPr>
-            <w:lang w:val="zh_TW" w:bidi="zh_TW"/>
-          </w:rPr>
-          <w:rPr>
-            <w:color w:val="0000EE"/>
-            <w:u w:val="single"/>
-          </w:rPr>
-          <w:t>大衞</w:t>
-        </w:r>
-      </w:hyperlink>
+      <w:r>
+        <w:rPr>
+          <w:b/>
+          <w:lang w:val="zh_TW" w:bidi="zh_TW"/>
+        </w:rPr>
+        <w:t>大衞</w:t>
+      </w:r>
       <w:r>
         <w:rPr>
           <w:lang w:val="zh_TW" w:bidi="zh_TW"/>
         </w:rPr>
         <w:t>是</w:t>
       </w:r>
-      <w:hyperlink r:id="rId18">
-        <w:r>
-          <w:rPr>
-            <w:lang w:val="zh_TW" w:bidi="zh_TW"/>
-          </w:rPr>
-          <w:rPr>
-            <w:color w:val="0000EE"/>
-            <w:u w:val="single"/>
-          </w:rPr>
-          <w:t>以色列</w:t>
-        </w:r>
-      </w:hyperlink>
+      <w:r>
+        <w:rPr>
+          <w:b/>
+          <w:lang w:val="zh_TW" w:bidi="zh_TW"/>
+        </w:rPr>
+        <w:t>以色列</w:t>
+      </w:r>
       <w:r>
         <w:rPr>
           <w:lang w:val="zh_TW" w:bidi="zh_TW"/>
@@ -566,47 +524,36 @@
       </w:r>
       <w:r>
         <w:rPr>
+          <w:lang w:val="zh_TW" w:bidi="zh_TW"/>
+        </w:rPr>
+        <w:t>後裔</w:t>
+      </w:r>
+      <w:r>
+        <w:rPr>
+          <w:lang w:val="zh_TW" w:bidi="zh_TW"/>
+        </w:rPr>
+        <w:t>。 當大衞想為神建造一座</w:t>
+      </w:r>
+      <w:r>
+        <w:rPr>
           <w:b/>
           <w:lang w:val="zh_TW" w:bidi="zh_TW"/>
         </w:rPr>
-        <w:t>後裔</w:t>
-      </w:r>
-      <w:r>
-        <w:rPr>
-          <w:lang w:val="zh_TW" w:bidi="zh_TW"/>
-        </w:rPr>
-        <w:t>。 當大衞想為神建造一座</w:t>
-      </w:r>
-      <w:hyperlink r:id="rId14">
-        <w:r>
-          <w:rPr>
-            <w:lang w:val="zh_TW" w:bidi="zh_TW"/>
-          </w:rPr>
-          <w:rPr>
-            <w:color w:val="0000EE"/>
-            <w:u w:val="single"/>
-          </w:rPr>
-          <w:t>殿</w:t>
-        </w:r>
-      </w:hyperlink>
+        <w:t>殿</w:t>
+      </w:r>
       <w:r>
         <w:rPr>
           <w:lang w:val="zh_TW" w:bidi="zh_TW"/>
         </w:rPr>
         <w:t>時，神告訴他：「我不需要你為我建造房屋。 我反而要為你建造一個家！」 這意味着，神將賜給大衞許多後裔，他們當中始終會有一位像大衞這樣作</w:t>
       </w:r>
-      <w:hyperlink r:id="rId20">
-        <w:r>
-          <w:rPr>
-            <w:lang w:val="zh_TW" w:bidi="zh_TW"/>
-          </w:rPr>
-          <w:rPr>
-            <w:color w:val="0000EE"/>
-            <w:u w:val="single"/>
-          </w:rPr>
-          <w:t>王</w:t>
-        </w:r>
-      </w:hyperlink>
+      <w:r>
+        <w:rPr>
+          <w:b/>
+          <w:lang w:val="zh_TW" w:bidi="zh_TW"/>
+        </w:rPr>
+        <w:t>王</w:t>
+      </w:r>
       <w:r>
         <w:rPr>
           <w:lang w:val="zh_TW" w:bidi="zh_TW"/>
@@ -640,36 +587,25 @@
         </w:rPr>
         <w:t>，告訴以色列人，</w:t>
       </w:r>
-      <w:hyperlink r:id="rId21">
-        <w:r>
-          <w:rPr>
-            <w:lang w:val="zh_TW" w:bidi="zh_TW"/>
-          </w:rPr>
-          <w:rPr>
-            <w:color w:val="0000EE"/>
-            <w:u w:val="single"/>
-          </w:rPr>
-          <w:t>彌賽亞</w:t>
-        </w:r>
-      </w:hyperlink>
+      <w:r>
+        <w:rPr>
+          <w:b/>
+          <w:lang w:val="zh_TW" w:bidi="zh_TW"/>
+        </w:rPr>
+        <w:t>彌賽亞</w:t>
+      </w:r>
       <w:r>
         <w:rPr>
           <w:lang w:val="zh_TW" w:bidi="zh_TW"/>
         </w:rPr>
         <w:t>這位特別的君王和</w:t>
       </w:r>
-      <w:hyperlink r:id="rId22">
-        <w:r>
-          <w:rPr>
-            <w:lang w:val="zh_TW" w:bidi="zh_TW"/>
-          </w:rPr>
-          <w:rPr>
-            <w:color w:val="0000EE"/>
-            <w:u w:val="single"/>
-          </w:rPr>
-          <w:t>救主</w:t>
-        </w:r>
-      </w:hyperlink>
+      <w:r>
+        <w:rPr>
+          <w:lang w:val="zh_TW" w:bidi="zh_TW"/>
+        </w:rPr>
+        <w:t>救主</w:t>
+      </w:r>
       <w:r>
         <w:rPr>
           <w:lang w:val="zh_TW" w:bidi="zh_TW"/>
